--- a/docs/forgotten-felines/published-policies/death-of-a-cat-policy.docx
+++ b/docs/forgotten-felines/published-policies/death-of-a-cat-policy.docx
@@ -4,117 +4,592 @@
   <w:body>
     <w:p>
       <w:pPr>
-        <w:shd w:val="clear" w:color="auto" w:fill="05A44E"/>
-        <w:spacing w:before="0" w:after="0"/>
+        <w:pStyle w:val="Heading1"/>
+      </w:pPr>
+      <w:r>
+        <w:t>Death of a Cat Policy</w:t>
+      </w:r>
+    </w:p>
+    <w:p>
+      <w:r>
+        <w:rPr>
+          <w:b/>
+        </w:rPr>
+        <w:t>Forgotten Felines Cat Rescue — Charity No. 1181190</w:t>
+      </w:r>
+    </w:p>
+    <w:p>
+      <w:r>
+        <w:rPr>
+          <w:b/>
+        </w:rPr>
+        <w:t>Version:</w:t>
+      </w:r>
+      <w:r>
+        <w:t xml:space="preserve"> 2.0 </w:t>
+      </w:r>
+      <w:r>
+        <w:rPr>
+          <w:b/>
+        </w:rPr>
+        <w:t>Last Reviewed:</w:t>
+      </w:r>
+      <w:r>
+        <w:t xml:space="preserve"> 2026-04-14 </w:t>
+      </w:r>
+      <w:r>
+        <w:rPr>
+          <w:b/>
+        </w:rPr>
+        <w:t>Next Review Due:</w:t>
+      </w:r>
+      <w:r>
+        <w:t xml:space="preserve"> 2027-04-14 </w:t>
+      </w:r>
+      <w:r>
+        <w:rPr>
+          <w:b/>
+        </w:rPr>
+        <w:t>Approved by:</w:t>
+      </w:r>
+      <w:r>
+        <w:t xml:space="preserve"> _[Founder/Trustee — to be signed]_ </w:t>
+      </w:r>
+      <w:r>
+        <w:rPr>
+          <w:b/>
+        </w:rPr>
+        <w:t>Approval Date:</w:t>
+      </w:r>
+      <w:r>
+        <w:t xml:space="preserve"> _[to be signed]_</w:t>
+      </w:r>
+    </w:p>
+    <w:p>
+      <w:r>
+        <w:rPr>
+          <w:i/>
+        </w:rPr>
+        <w:t>________________________________________</w:t>
+      </w:r>
+    </w:p>
+    <w:p>
+      <w:r>
+        <w:t>Forgotten Felines follows a respectful, structured process if a cat or kitten dies in care. The fosterer is supported, the cat is treated with dignity, and the cause of death is investigated where appropriate to protect other cats in care. This policy is the documented procedure for "death of an animal" required by ADCH Minimum Welfare Operational Standard 78.</w:t>
+      </w:r>
+    </w:p>
+    <w:p>
+      <w:r>
+        <w:rPr>
+          <w:i/>
+        </w:rPr>
+        <w:t>________________________________________</w:t>
+      </w:r>
+    </w:p>
+    <w:p>
+      <w:pPr>
+        <w:pStyle w:val="Heading2"/>
+      </w:pPr>
+      <w:r>
+        <w:t>1. Immediate Response</w:t>
+      </w:r>
+    </w:p>
+    <w:p>
+      <w:pPr>
+        <w:pStyle w:val="ListNumber"/>
+      </w:pPr>
+      <w:r>
+        <w:t>The fosterer contacts the on-duty Foster Coordinator immediately.</w:t>
+      </w:r>
+    </w:p>
+    <w:p>
+      <w:pPr>
+        <w:pStyle w:val="ListNumber"/>
+      </w:pPr>
+      <w:r>
+        <w:t>The Foster Coordinator informs the Vet Liaison. If the cat was receiving veterinary care, the nominated vet is informed so the clinical record can be updated.</w:t>
+      </w:r>
+    </w:p>
+    <w:p>
+      <w:pPr>
+        <w:pStyle w:val="ListNumber"/>
+      </w:pPr>
+      <w:r>
+        <w:t>The cat is taken to the nominated vet (Barrmore Veterinary Practice or as directed by the Vet Liaison) for confirmation and handling arrangements.</w:t>
+      </w:r>
+    </w:p>
+    <w:p>
+      <w:pPr>
+        <w:pStyle w:val="ListNumber"/>
+      </w:pPr>
+      <w:r>
+        <w:t>The fosterer records the date, time, and circumstances of death in the cat's individual care log.</w:t>
+      </w:r>
+    </w:p>
+    <w:p>
+      <w:r>
+        <w:rPr>
+          <w:i/>
+        </w:rPr>
+        <w:t>________________________________________</w:t>
+      </w:r>
+    </w:p>
+    <w:p>
+      <w:pPr>
+        <w:pStyle w:val="Heading2"/>
+      </w:pPr>
+      <w:r>
+        <w:t>2. Cause of Death</w:t>
+      </w:r>
+    </w:p>
+    <w:p>
+      <w:pPr>
+        <w:pStyle w:val="Heading3"/>
+      </w:pPr>
+      <w:r>
+        <w:t>2.1 Known cause</w:t>
+      </w:r>
+    </w:p>
+    <w:p>
+      <w:r>
+        <w:t>If the cause of death is known (for example terminal illness, age-related decline, or a previously diagnosed condition), the attending vet confirms the cause in writing (clinical note, email, or letter). The Foster Coordinator updates the cat's individual record with:</w:t>
+      </w:r>
+    </w:p>
+    <w:p>
+      <w:pPr>
+        <w:pStyle w:val="ListBullet"/>
+      </w:pPr>
+      <w:r>
+        <w:t>Date and time of death</w:t>
+      </w:r>
+    </w:p>
+    <w:p>
+      <w:pPr>
+        <w:pStyle w:val="ListBullet"/>
+      </w:pPr>
+      <w:r>
+        <w:t>Cause of death (as confirmed by the vet)</w:t>
+      </w:r>
+    </w:p>
+    <w:p>
+      <w:pPr>
+        <w:pStyle w:val="ListBullet"/>
+      </w:pPr>
+      <w:r>
+        <w:t>Vet's confirmation (or reference to where it is held)</w:t>
+      </w:r>
+    </w:p>
+    <w:p>
+      <w:pPr>
+        <w:pStyle w:val="ListBullet"/>
+      </w:pPr>
+      <w:r>
+        <w:t>Departure date (the record is then closed)</w:t>
+      </w:r>
+    </w:p>
+    <w:p>
+      <w:pPr>
+        <w:pStyle w:val="Heading3"/>
+      </w:pPr>
+      <w:r>
+        <w:t>2.2 Unclear or unexpected cause — post-mortem</w:t>
+      </w:r>
+    </w:p>
+    <w:p>
+      <w:r>
+        <w:t>If the cause of death is unclear or unexpected, a post-mortem may be requested to rule out infectious disease or underlying conditions that could affect other cats in care.</w:t>
+      </w:r>
+    </w:p>
+    <w:p>
+      <w:pPr>
+        <w:pStyle w:val="ListBullet"/>
       </w:pPr>
       <w:r>
         <w:rPr>
           <w:b/>
-          <w:color w:val="FFFFFF"/>
-          <w:sz w:val="17"/>
         </w:rPr>
-        <w:t>POLICY DOCUMENT</w:t>
+        <w:t>Decision-maker:</w:t>
+      </w:r>
+      <w:r>
+        <w:t xml:space="preserve"> the Vet Liaison, in consultation with the attending vet and a Trustee, decides whether a post-mortem is necessary.</w:t>
       </w:r>
     </w:p>
     <w:p>
       <w:pPr>
-        <w:shd w:val="clear" w:color="auto" w:fill="05A44E"/>
-        <w:spacing w:before="0" w:after="240"/>
+        <w:pStyle w:val="ListBullet"/>
       </w:pPr>
       <w:r>
         <w:rPr>
-          <w:color w:val="FFFFFF"/>
-          <w:sz w:val="44"/>
+          <w:b/>
         </w:rPr>
-        <w:t>Death of a Cat Policy</w:t>
+        <w:t>Timeline:</w:t>
+      </w:r>
+      <w:r>
+        <w:t xml:space="preserve"> the decision is made within 24 hours of death wherever possible, so that tissue samples are viable.</w:t>
+      </w:r>
+    </w:p>
+    <w:p>
+      <w:pPr>
+        <w:pStyle w:val="ListBullet"/>
+      </w:pPr>
+      <w:r>
+        <w:rPr>
+          <w:b/>
+        </w:rPr>
+        <w:t>Cost:</w:t>
+      </w:r>
+      <w:r>
+        <w:t xml:space="preserve"> post-mortem costs are borne by Forgotten Felines and authorised in line with the Financial Policy emergency welfare spend provision.</w:t>
+      </w:r>
+    </w:p>
+    <w:p>
+      <w:pPr>
+        <w:pStyle w:val="ListBullet"/>
+      </w:pPr>
+      <w:r>
+        <w:rPr>
+          <w:b/>
+        </w:rPr>
+        <w:t>Communication:</w:t>
+      </w:r>
+      <w:r>
+        <w:t xml:space="preserve"> the Foster Coordinator communicates the decision and the outcome to the fosterer. Where infectious disease is suspected, other foster homes that may be at risk are informed immediately and given clear guidance (cleaning, monitoring, isolation).</w:t>
+      </w:r>
+    </w:p>
+    <w:p>
+      <w:pPr>
+        <w:pStyle w:val="ListBullet"/>
+      </w:pPr>
+      <w:r>
+        <w:rPr>
+          <w:b/>
+        </w:rPr>
+        <w:t>Recording:</w:t>
+      </w:r>
+      <w:r>
+        <w:t xml:space="preserve"> the post-mortem outcome is recorded on the cat's individual record and, where relevant, cross-referenced on the records of other cats.</w:t>
+      </w:r>
+    </w:p>
+    <w:p>
+      <w:r>
+        <w:rPr>
+          <w:i/>
+        </w:rPr>
+        <w:t>________________________________________</w:t>
+      </w:r>
+    </w:p>
+    <w:p>
+      <w:pPr>
+        <w:pStyle w:val="Heading2"/>
+      </w:pPr>
+      <w:r>
+        <w:t>3. Cleaning and Biosecurity</w:t>
+      </w:r>
+    </w:p>
+    <w:p>
+      <w:r>
+        <w:t>Foster homes must follow the change-of-occupancy cleaning procedure in the Cat Fosterer Cleaning Policy Section 4.3 before any new cat is placed. Where the cause of death is unknown or infection is suspected:</w:t>
+      </w:r>
+    </w:p>
+    <w:p>
+      <w:pPr>
+        <w:pStyle w:val="ListBullet"/>
+      </w:pPr>
+      <w:r>
+        <w:t>The Vet Liaison advises on any additional decontamination steps</w:t>
+      </w:r>
+    </w:p>
+    <w:p>
+      <w:pPr>
+        <w:pStyle w:val="ListBullet"/>
+      </w:pPr>
+      <w:r>
+        <w:t>A new cat is not placed until the Vet Liaison authorises the home for a new placement</w:t>
+      </w:r>
+    </w:p>
+    <w:p>
+      <w:pPr>
+        <w:pStyle w:val="ListBullet"/>
+      </w:pPr>
+      <w:r>
+        <w:t>The Foster Coordinator may extend the usual rest period between placements</w:t>
+      </w:r>
+    </w:p>
+    <w:p>
+      <w:r>
+        <w:rPr>
+          <w:i/>
+        </w:rPr>
+        <w:t>________________________________________</w:t>
+      </w:r>
+    </w:p>
+    <w:p>
+      <w:pPr>
+        <w:pStyle w:val="Heading2"/>
+      </w:pPr>
+      <w:r>
+        <w:t>4. Cremation</w:t>
+      </w:r>
+    </w:p>
+    <w:p>
+      <w:pPr>
+        <w:pStyle w:val="ListBullet"/>
+      </w:pPr>
+      <w:r>
+        <w:rPr>
+          <w:b/>
+        </w:rPr>
+        <w:t>Default:</w:t>
+      </w:r>
+      <w:r>
+        <w:t xml:space="preserve"> communal cremation is arranged through the nominated vet at Forgotten Felines' cost.</w:t>
+      </w:r>
+    </w:p>
+    <w:p>
+      <w:pPr>
+        <w:pStyle w:val="ListBullet"/>
+      </w:pPr>
+      <w:r>
+        <w:rPr>
+          <w:b/>
+        </w:rPr>
+        <w:t>Private cremation:</w:t>
+      </w:r>
+      <w:r>
+        <w:t xml:space="preserve"> if a fosterer wishes to have a private cremation, the cost must be borne by the fosterer. This preference must be communicated to the Foster Coordinator before the cat is transferred to the vet so that arrangements can be made.</w:t>
+      </w:r>
+    </w:p>
+    <w:p>
+      <w:pPr>
+        <w:pStyle w:val="ListBullet"/>
+      </w:pPr>
+      <w:r>
+        <w:rPr>
+          <w:b/>
+        </w:rPr>
+        <w:t>Remains:</w:t>
+      </w:r>
+      <w:r>
+        <w:t xml:space="preserve"> in the case of private cremation, return of remains is arranged directly between the fosterer and the cremation provider.</w:t>
+      </w:r>
+    </w:p>
+    <w:p>
+      <w:pPr>
+        <w:pStyle w:val="ListBullet"/>
+      </w:pPr>
+      <w:r>
+        <w:rPr>
+          <w:b/>
+        </w:rPr>
+        <w:t>Records:</w:t>
+      </w:r>
+      <w:r>
+        <w:t xml:space="preserve"> the cremation arrangement is logged on the cat's individual record.</w:t>
+      </w:r>
+    </w:p>
+    <w:p>
+      <w:r>
+        <w:rPr>
+          <w:i/>
+        </w:rPr>
+        <w:t>________________________________________</w:t>
+      </w:r>
+    </w:p>
+    <w:p>
+      <w:pPr>
+        <w:pStyle w:val="Heading2"/>
+      </w:pPr>
+      <w:r>
+        <w:t>5. Fosterer Support</w:t>
+      </w:r>
+    </w:p>
+    <w:p>
+      <w:r>
+        <w:t>Losing a cat in care is emotionally difficult, especially in long-term placements.</w:t>
+      </w:r>
+    </w:p>
+    <w:p>
+      <w:pPr>
+        <w:pStyle w:val="ListBullet"/>
+      </w:pPr>
+      <w:r>
+        <w:t>The Foster Coordinator offers a supportive debrief call in the days following the death.</w:t>
+      </w:r>
+    </w:p>
+    <w:p>
+      <w:pPr>
+        <w:pStyle w:val="ListBullet"/>
+      </w:pPr>
+      <w:r>
+        <w:t>Peer support is available via the Foster Coordinator group chat.</w:t>
+      </w:r>
+    </w:p>
+    <w:p>
+      <w:pPr>
+        <w:pStyle w:val="ListBullet"/>
+      </w:pPr>
+      <w:r>
+        <w:t>Where a fosterer is significantly affected, the Foster Coordinator may pause new placements at the fosterer's request.</w:t>
+      </w:r>
+    </w:p>
+    <w:p>
+      <w:pPr>
+        <w:pStyle w:val="ListBullet"/>
+      </w:pPr>
+      <w:r>
+        <w:t>No blame attaches to the fosterer unless there is clear evidence of welfare failure; any such concern is handled under the Fostering Policy and, where appropriate, the Safeguarding and Harassment policies.</w:t>
+      </w:r>
+    </w:p>
+    <w:p>
+      <w:r>
+        <w:rPr>
+          <w:i/>
+        </w:rPr>
+        <w:t>________________________________________</w:t>
+      </w:r>
+    </w:p>
+    <w:p>
+      <w:pPr>
+        <w:pStyle w:val="Heading2"/>
+      </w:pPr>
+      <w:r>
+        <w:t>6. Records (Standards 76, 78)</w:t>
+      </w:r>
+    </w:p>
+    <w:p>
+      <w:r>
+        <w:t>Every death in care must be recorded on the cat's individual record with the following minimum fields:</w:t>
+      </w:r>
+    </w:p>
+    <w:p>
+      <w:pPr>
+        <w:pStyle w:val="ListBullet"/>
+      </w:pPr>
+      <w:r>
+        <w:t>Date and time of death</w:t>
+      </w:r>
+    </w:p>
+    <w:p>
+      <w:pPr>
+        <w:pStyle w:val="ListBullet"/>
+      </w:pPr>
+      <w:r>
+        <w:t>Foster home and fosterer name</w:t>
+      </w:r>
+    </w:p>
+    <w:p>
+      <w:pPr>
+        <w:pStyle w:val="ListBullet"/>
+      </w:pPr>
+      <w:r>
+        <w:t>Cause of death (confirmed, suspected, or unknown)</w:t>
+      </w:r>
+    </w:p>
+    <w:p>
+      <w:pPr>
+        <w:pStyle w:val="ListBullet"/>
+      </w:pPr>
+      <w:r>
+        <w:t>Veterinary confirmation (who, when, where held)</w:t>
+      </w:r>
+    </w:p>
+    <w:p>
+      <w:pPr>
+        <w:pStyle w:val="ListBullet"/>
+      </w:pPr>
+      <w:r>
+        <w:t>Post-mortem decision and outcome (if applicable)</w:t>
+      </w:r>
+    </w:p>
+    <w:p>
+      <w:pPr>
+        <w:pStyle w:val="ListBullet"/>
+      </w:pPr>
+      <w:r>
+        <w:t>Biosecurity action taken</w:t>
+      </w:r>
+    </w:p>
+    <w:p>
+      <w:pPr>
+        <w:pStyle w:val="ListBullet"/>
+      </w:pPr>
+      <w:r>
+        <w:t>Cremation arrangement</w:t>
+      </w:r>
+    </w:p>
+    <w:p>
+      <w:pPr>
+        <w:pStyle w:val="ListBullet"/>
+      </w:pPr>
+      <w:r>
+        <w:t>Date the record was closed</w:t>
+      </w:r>
+    </w:p>
+    <w:p>
+      <w:r>
+        <w:t>A cumulative summary of deaths in care is reviewed at least annually by the Trustees as part of welfare oversight.</w:t>
+      </w:r>
+    </w:p>
+    <w:p>
+      <w:r>
+        <w:rPr>
+          <w:i/>
+        </w:rPr>
+        <w:t>________________________________________</w:t>
+      </w:r>
+    </w:p>
+    <w:p>
+      <w:pPr>
+        <w:pStyle w:val="Heading2"/>
+      </w:pPr>
+      <w:r>
+        <w:t>7. Responsibilities</w:t>
       </w:r>
     </w:p>
     <w:tbl>
       <w:tblPr>
-        <w:tblStyle w:val="TableGrid"/>
+        <w:tblStyle w:val="LightGrid-Accent1"/>
         <w:tblW w:type="auto" w:w="0"/>
         <w:tblLook w:firstColumn="1" w:firstRow="1" w:lastColumn="0" w:lastRow="0" w:noHBand="0" w:noVBand="1" w:val="04A0"/>
       </w:tblPr>
       <w:tblGrid>
-        <w:gridCol w:w="2268"/>
-        <w:gridCol w:w="2268"/>
-        <w:gridCol w:w="2268"/>
-        <w:gridCol w:w="2268"/>
+        <w:gridCol w:w="4320"/>
+        <w:gridCol w:w="4320"/>
       </w:tblGrid>
       <w:tr>
         <w:tc>
           <w:tcPr>
-            <w:tcW w:type="dxa" w:w="2268"/>
-            <w:shd w:val="clear" w:color="auto" w:fill="E6F8EF"/>
+            <w:tcW w:type="dxa" w:w="4320"/>
           </w:tcPr>
           <w:p>
-            <w:pPr>
-              <w:spacing w:before="60" w:after="60"/>
-            </w:pPr>
             <w:r>
               <w:rPr>
                 <w:b/>
-                <w:color w:val="037A3A"/>
-                <w:sz w:val="19"/>
               </w:rPr>
-              <w:t>Policy Number</w:t>
+            </w:r>
+            <w:r>
+              <w:rPr>
+                <w:b/>
+              </w:rPr>
+              <w:t>Role</w:t>
             </w:r>
           </w:p>
         </w:tc>
         <w:tc>
           <w:tcPr>
-            <w:tcW w:type="dxa" w:w="2268"/>
-            <w:shd w:val="clear" w:color="auto" w:fill="FFFFFF"/>
+            <w:tcW w:type="dxa" w:w="4320"/>
           </w:tcPr>
           <w:p>
-            <w:pPr>
-              <w:spacing w:before="60" w:after="60"/>
-            </w:pPr>
-            <w:r>
-              <w:rPr>
-                <w:b w:val="0"/>
-                <w:color w:val="111827"/>
-                <w:sz w:val="19"/>
-              </w:rPr>
-              <w:t>FF-AC-008</w:t>
-            </w:r>
-          </w:p>
-        </w:tc>
-        <w:tc>
-          <w:tcPr>
-            <w:tcW w:type="dxa" w:w="2268"/>
-            <w:shd w:val="clear" w:color="auto" w:fill="E6F8EF"/>
-          </w:tcPr>
-          <w:p>
-            <w:pPr>
-              <w:spacing w:before="60" w:after="60"/>
-            </w:pPr>
             <w:r>
               <w:rPr>
                 <w:b/>
-                <w:color w:val="037A3A"/>
-                <w:sz w:val="19"/>
               </w:rPr>
-              <w:t>Category</w:t>
             </w:r>
-          </w:p>
-        </w:tc>
-        <w:tc>
-          <w:tcPr>
-            <w:tcW w:type="dxa" w:w="2268"/>
-            <w:shd w:val="clear" w:color="auto" w:fill="FFFFFF"/>
-          </w:tcPr>
-          <w:p>
-            <w:pPr>
-              <w:spacing w:before="60" w:after="60"/>
-            </w:pPr>
             <w:r>
               <w:rPr>
-                <w:b w:val="0"/>
-                <w:color w:val="111827"/>
-                <w:sz w:val="19"/>
+                <w:b/>
               </w:rPr>
-              <w:t>Animal Care</w:t>
+              <w:t>Responsibilities</w:t>
             </w:r>
           </w:p>
         </w:tc>
@@ -122,77 +597,26 @@
       <w:tr>
         <w:tc>
           <w:tcPr>
-            <w:tcW w:type="dxa" w:w="2268"/>
-            <w:shd w:val="clear" w:color="auto" w:fill="C2EDD6"/>
+            <w:tcW w:type="dxa" w:w="4320"/>
           </w:tcPr>
           <w:p>
-            <w:pPr>
-              <w:spacing w:before="60" w:after="60"/>
-            </w:pPr>
+            <w:r/>
             <w:r>
               <w:rPr>
                 <w:b/>
-                <w:color w:val="037A3A"/>
-                <w:sz w:val="19"/>
               </w:rPr>
-              <w:t>Version</w:t>
+              <w:t>Fosterer</w:t>
             </w:r>
           </w:p>
         </w:tc>
         <w:tc>
           <w:tcPr>
-            <w:tcW w:type="dxa" w:w="2268"/>
-            <w:shd w:val="clear" w:color="auto" w:fill="FFFFFF"/>
+            <w:tcW w:type="dxa" w:w="4320"/>
           </w:tcPr>
           <w:p>
-            <w:pPr>
-              <w:spacing w:before="60" w:after="60"/>
-            </w:pPr>
+            <w:r/>
             <w:r>
-              <w:rPr>
-                <w:b w:val="0"/>
-                <w:color w:val="111827"/>
-                <w:sz w:val="19"/>
-              </w:rPr>
-              <w:t>1.0</w:t>
-            </w:r>
-          </w:p>
-        </w:tc>
-        <w:tc>
-          <w:tcPr>
-            <w:tcW w:type="dxa" w:w="2268"/>
-            <w:shd w:val="clear" w:color="auto" w:fill="C2EDD6"/>
-          </w:tcPr>
-          <w:p>
-            <w:pPr>
-              <w:spacing w:before="60" w:after="60"/>
-            </w:pPr>
-            <w:r>
-              <w:rPr>
-                <w:b/>
-                <w:color w:val="037A3A"/>
-                <w:sz w:val="19"/>
-              </w:rPr>
-              <w:t>Status</w:t>
-            </w:r>
-          </w:p>
-        </w:tc>
-        <w:tc>
-          <w:tcPr>
-            <w:tcW w:type="dxa" w:w="2268"/>
-            <w:shd w:val="clear" w:color="auto" w:fill="FFFFFF"/>
-          </w:tcPr>
-          <w:p>
-            <w:pPr>
-              <w:spacing w:before="60" w:after="60"/>
-            </w:pPr>
-            <w:r>
-              <w:rPr>
-                <w:b w:val="0"/>
-                <w:color w:val="111827"/>
-                <w:sz w:val="19"/>
-              </w:rPr>
-              <w:t>Active</w:t>
+              <w:t>Contact Foster Coordinator immediately; record circumstances; follow biosecurity guidance</w:t>
             </w:r>
           </w:p>
         </w:tc>
@@ -200,77 +624,26 @@
       <w:tr>
         <w:tc>
           <w:tcPr>
-            <w:tcW w:type="dxa" w:w="2268"/>
-            <w:shd w:val="clear" w:color="auto" w:fill="E6F8EF"/>
+            <w:tcW w:type="dxa" w:w="4320"/>
           </w:tcPr>
           <w:p>
-            <w:pPr>
-              <w:spacing w:before="60" w:after="60"/>
-            </w:pPr>
+            <w:r/>
             <w:r>
               <w:rPr>
                 <w:b/>
-                <w:color w:val="037A3A"/>
-                <w:sz w:val="19"/>
               </w:rPr>
-              <w:t>Date Adopted</w:t>
+              <w:t>On-duty Foster Coordinator</w:t>
             </w:r>
           </w:p>
         </w:tc>
         <w:tc>
           <w:tcPr>
-            <w:tcW w:type="dxa" w:w="2268"/>
-            <w:shd w:val="clear" w:color="auto" w:fill="FFFFFF"/>
+            <w:tcW w:type="dxa" w:w="4320"/>
           </w:tcPr>
           <w:p>
-            <w:pPr>
-              <w:spacing w:before="60" w:after="60"/>
-            </w:pPr>
+            <w:r/>
             <w:r>
-              <w:rPr>
-                <w:b w:val="0"/>
-                <w:color w:val="111827"/>
-                <w:sz w:val="19"/>
-              </w:rPr>
-              <w:t>[DD Month YYYY]</w:t>
-            </w:r>
-          </w:p>
-        </w:tc>
-        <w:tc>
-          <w:tcPr>
-            <w:tcW w:type="dxa" w:w="2268"/>
-            <w:shd w:val="clear" w:color="auto" w:fill="E6F8EF"/>
-          </w:tcPr>
-          <w:p>
-            <w:pPr>
-              <w:spacing w:before="60" w:after="60"/>
-            </w:pPr>
-            <w:r>
-              <w:rPr>
-                <w:b/>
-                <w:color w:val="037A3A"/>
-                <w:sz w:val="19"/>
-              </w:rPr>
-              <w:t>Next Review Date</w:t>
-            </w:r>
-          </w:p>
-        </w:tc>
-        <w:tc>
-          <w:tcPr>
-            <w:tcW w:type="dxa" w:w="2268"/>
-            <w:shd w:val="clear" w:color="auto" w:fill="FFFFFF"/>
-          </w:tcPr>
-          <w:p>
-            <w:pPr>
-              <w:spacing w:before="60" w:after="60"/>
-            </w:pPr>
-            <w:r>
-              <w:rPr>
-                <w:b w:val="0"/>
-                <w:color w:val="111827"/>
-                <w:sz w:val="19"/>
-              </w:rPr>
-              <w:t>Annually</w:t>
+              <w:t>Escalate to Vet Liaison; coordinate transport to vet; update record; offer fosterer support</w:t>
             </w:r>
           </w:p>
         </w:tc>
@@ -278,37 +651,40 @@
       <w:tr>
         <w:tc>
           <w:tcPr>
-            <w:tcW w:type="dxa" w:w="2268"/>
-            <w:shd w:val="clear" w:color="auto" w:fill="C2EDD6"/>
+            <w:tcW w:type="dxa" w:w="4320"/>
           </w:tcPr>
           <w:p>
-            <w:pPr>
-              <w:spacing w:before="60" w:after="60"/>
-            </w:pPr>
+            <w:r/>
             <w:r>
               <w:rPr>
                 <w:b/>
-                <w:color w:val="037A3A"/>
-                <w:sz w:val="19"/>
               </w:rPr>
-              <w:t>Approved By</w:t>
+              <w:t>Vet Liaison (Becca James)</w:t>
             </w:r>
           </w:p>
         </w:tc>
         <w:tc>
           <w:tcPr>
-            <w:tcW w:type="dxa" w:w="2268"/>
-            <w:shd w:val="clear" w:color="auto" w:fill="FFFFFF"/>
+            <w:tcW w:type="dxa" w:w="4320"/>
           </w:tcPr>
           <w:p>
-            <w:pPr>
-              <w:spacing w:before="60" w:after="60"/>
-            </w:pPr>
+            <w:r/>
+            <w:r>
+              <w:t>Decide (with vet and Trustee) whether post-mortem is needed; communicate to other at-risk homes</w:t>
+            </w:r>
+          </w:p>
+        </w:tc>
+      </w:tr>
+      <w:tr>
+        <w:tc>
+          <w:tcPr>
+            <w:tcW w:type="dxa" w:w="4320"/>
+          </w:tcPr>
+          <w:p>
+            <w:r/>
             <w:r>
               <w:rPr>
-                <w:b w:val="0"/>
-                <w:color w:val="111827"/>
-                <w:sz w:val="19"/>
+                <w:b/>
               </w:rPr>
               <w:t>Trustees</w:t>
             </w:r>
@@ -316,994 +692,129 @@
         </w:tc>
         <w:tc>
           <w:tcPr>
-            <w:tcW w:type="dxa" w:w="2268"/>
-            <w:shd w:val="clear" w:color="auto" w:fill="C2EDD6"/>
+            <w:tcW w:type="dxa" w:w="4320"/>
           </w:tcPr>
           <w:p>
-            <w:pPr>
-              <w:spacing w:before="60" w:after="60"/>
-            </w:pPr>
+            <w:r/>
             <w:r>
-              <w:rPr>
-                <w:b/>
-                <w:color w:val="037A3A"/>
-                <w:sz w:val="19"/>
-              </w:rPr>
-              <w:t>Applies To</w:t>
-            </w:r>
-          </w:p>
-        </w:tc>
-        <w:tc>
-          <w:tcPr>
-            <w:tcW w:type="dxa" w:w="2268"/>
-            <w:shd w:val="clear" w:color="auto" w:fill="FFFFFF"/>
-          </w:tcPr>
-          <w:p>
-            <w:pPr>
-              <w:spacing w:before="60" w:after="60"/>
-            </w:pPr>
-            <w:r>
-              <w:rPr>
-                <w:b w:val="0"/>
-                <w:color w:val="111827"/>
-                <w:sz w:val="19"/>
-              </w:rPr>
-              <w:t>All Volunteers &amp; Trustees</w:t>
+              <w:t>Authorise post-mortem spend; annual welfare review of deaths in care</w:t>
             </w:r>
           </w:p>
         </w:tc>
       </w:tr>
     </w:tbl>
-    <w:p/>
     <w:p>
-      <w:pPr>
-        <w:shd w:val="clear" w:color="auto" w:fill="E6F8EF"/>
-        <w:spacing w:before="80" w:after="160"/>
-        <w:pBdr>
-          <w:left w:val="single" w:sz="24" w:space="12" w:color="05A44E"/>
-        </w:pBdr>
-      </w:pPr>
       <w:r>
         <w:rPr>
           <w:i/>
-          <w:color w:val="111827"/>
-          <w:sz w:val="21"/>
         </w:rPr>
-        <w:t>Forgotten Felines Cat Rescue follows a respectful, structured process if a cat or kitten dies in care. The fosterer is supported and the cat is treated with dignity.</w:t>
-      </w:r>
-    </w:p>
-    <w:p/>
-    <w:p>
-      <w:pPr>
-        <w:spacing w:before="0" w:after="120"/>
-      </w:pPr>
-      <w:r>
-        <w:rPr>
-          <w:sz w:val="22"/>
-        </w:rPr>
-        <w:t>Forgotten Felines Cat Rescue follows a respectful, structured process if a cat or kitten dies in care. The fosterer is supported and the cat is treated with dignity.</w:t>
+        <w:t>________________________________________</w:t>
       </w:r>
     </w:p>
     <w:p>
       <w:pPr>
-        <w:spacing w:before="280" w:after="120"/>
-        <w:pBdr>
-          <w:bottom w:val="single" w:sz="6" w:space="2" w:color="C2EDD6"/>
-        </w:pBdr>
+        <w:pStyle w:val="Heading2"/>
       </w:pPr>
       <w:r>
-        <w:rPr>
-          <w:b/>
-          <w:color w:val="FFFFFF"/>
-          <w:sz w:val="20"/>
-          <w:shd w:val="clear" w:color="auto" w:fill="05A44E"/>
-        </w:rPr>
-        <w:t xml:space="preserve"> 1 </w:t>
-      </w:r>
-      <w:r>
-        <w:t xml:space="preserve">  </w:t>
-      </w:r>
-      <w:r>
-        <w:rPr>
-          <w:b/>
-          <w:color w:val="037A3A"/>
-          <w:sz w:val="26"/>
-        </w:rPr>
-        <w:t>Procedure</w:t>
+        <w:t>8. Related Documents</w:t>
       </w:r>
     </w:p>
     <w:p>
       <w:pPr>
-        <w:pStyle w:val="ListNumber"/>
-        <w:spacing w:before="0" w:after="60"/>
+        <w:pStyle w:val="ListBullet"/>
       </w:pPr>
       <w:r>
-        <w:rPr>
-          <w:sz w:val="22"/>
-        </w:rPr>
-        <w:t>The fosterer immediately contacts the fosterer coordinator.</w:t>
+        <w:t>Cat Rescue Euthanasia Policy</w:t>
       </w:r>
     </w:p>
     <w:p>
       <w:pPr>
-        <w:pStyle w:val="ListNumber"/>
-        <w:spacing w:before="0" w:after="60"/>
+        <w:pStyle w:val="ListBullet"/>
       </w:pPr>
       <w:r>
-        <w:rPr>
-          <w:sz w:val="22"/>
-        </w:rPr>
-        <w:t>If the cat was receiving veterinary care, the vet is informed so the clinical record can be updated.</w:t>
+        <w:t>Cat Fosterer Cleaning Policy</w:t>
       </w:r>
     </w:p>
     <w:p>
       <w:pPr>
-        <w:pStyle w:val="ListNumber"/>
-        <w:spacing w:before="0" w:after="60"/>
+        <w:pStyle w:val="ListBullet"/>
       </w:pPr>
       <w:r>
-        <w:rPr>
-          <w:sz w:val="22"/>
-        </w:rPr>
-        <w:t>The cat is taken to our partner vet — Barrmores Veterinary Practice.</w:t>
+        <w:t>Cat Isolation on Arrival Policy</w:t>
       </w:r>
     </w:p>
     <w:p>
       <w:pPr>
-        <w:pStyle w:val="ListNumber"/>
-        <w:spacing w:before="0" w:after="60"/>
+        <w:pStyle w:val="ListBullet"/>
       </w:pPr>
       <w:r>
-        <w:rPr>
-          <w:sz w:val="22"/>
-        </w:rPr>
-        <w:t>If the cause of death is known (e.g. terminal illness, age-related decline), the vet simply confirms it.</w:t>
+        <w:t>Cat Intake and Medical Care Policy</w:t>
       </w:r>
     </w:p>
     <w:p>
       <w:pPr>
-        <w:pStyle w:val="ListNumber"/>
-        <w:spacing w:before="0" w:after="60"/>
+        <w:pStyle w:val="ListBullet"/>
       </w:pPr>
       <w:r>
-        <w:rPr>
-          <w:sz w:val="22"/>
-        </w:rPr>
-        <w:t>If the cause is unclear or unexpected, the fosterer coordinator or a Trustee may request a post-mortem to rule out infectious disease or underlying conditions that could affect other cats in care.</w:t>
+        <w:t>Fostering Policy</w:t>
       </w:r>
     </w:p>
     <w:p>
       <w:pPr>
-        <w:pStyle w:val="ListNumber"/>
-        <w:spacing w:before="0" w:after="60"/>
+        <w:pStyle w:val="ListBullet"/>
       </w:pPr>
       <w:r>
-        <w:rPr>
-          <w:sz w:val="22"/>
-        </w:rPr>
-        <w:t>Foster homes are advised to follow cleaning and disinfection protocols before taking another cat, especially if the cause of death is unknown.</w:t>
+        <w:t>Financial Policy</w:t>
       </w:r>
     </w:p>
     <w:p>
       <w:pPr>
-        <w:pStyle w:val="ListNumber"/>
-        <w:spacing w:before="0" w:after="60"/>
+        <w:pStyle w:val="ListBullet"/>
       </w:pPr>
       <w:r>
-        <w:rPr>
-          <w:sz w:val="22"/>
-        </w:rPr>
-        <w:t>Fosterers are offered emotional support from the volunteers.</w:t>
+        <w:t>Named Veterinary Practices Register</w:t>
       </w:r>
     </w:p>
     <w:p>
       <w:pPr>
-        <w:pStyle w:val="ListNumber"/>
-        <w:spacing w:before="0" w:after="60"/>
+        <w:pStyle w:val="ListBullet"/>
       </w:pPr>
       <w:r>
-        <w:rPr>
-          <w:sz w:val="22"/>
-        </w:rPr>
-        <w:t>Cremation is arranged through our partner vet.</w:t>
+        <w:t>Forgotten Felines Emergency Plan</w:t>
       </w:r>
     </w:p>
     <w:p>
       <w:pPr>
-        <w:spacing w:before="80" w:after="80"/>
-        <w:pBdr>
-          <w:bottom w:val="single" w:sz="6" w:space="1" w:color="C2EDD6"/>
-        </w:pBdr>
+        <w:pStyle w:val="ListBullet"/>
       </w:pPr>
+      <w:r>
+        <w:t>Roles and Responsibilities Register</w:t>
+      </w:r>
     </w:p>
     <w:p>
-      <w:pPr>
-        <w:spacing w:before="80" w:after="80"/>
-        <w:pBdr>
-          <w:bottom w:val="single" w:sz="6" w:space="1" w:color="C2EDD6"/>
-        </w:pBdr>
-      </w:pPr>
+      <w:r>
+        <w:rPr>
+          <w:i/>
+        </w:rPr>
+        <w:t>________________________________________</w:t>
+      </w:r>
     </w:p>
     <w:p>
-      <w:pPr>
-        <w:spacing w:before="280" w:after="120"/>
-        <w:pBdr>
-          <w:bottom w:val="single" w:sz="6" w:space="2" w:color="C2EDD6"/>
-        </w:pBdr>
-      </w:pPr>
       <w:r>
         <w:rPr>
-          <w:b/>
-          <w:color w:val="FFFFFF"/>
-          <w:sz w:val="20"/>
-          <w:shd w:val="clear" w:color="auto" w:fill="05A44E"/>
+          <w:i/>
         </w:rPr>
-        <w:t xml:space="preserve"> 2 </w:t>
-      </w:r>
-      <w:r>
-        <w:t xml:space="preserve">  </w:t>
-      </w:r>
-      <w:r>
-        <w:rPr>
-          <w:b/>
-          <w:color w:val="037A3A"/>
-          <w:sz w:val="26"/>
-        </w:rPr>
-        <w:t>Review &amp; Approval</w:t>
+        <w:t>This policy is reviewed at least annually, or sooner if ADCH standards, legislation, or operational practice changes.</w:t>
       </w:r>
     </w:p>
-    <w:tbl>
-      <w:tblPr>
-        <w:tblStyle w:val="TableGrid"/>
-        <w:tblW w:type="auto" w:w="0"/>
-        <w:tblLook w:firstColumn="1" w:firstRow="1" w:lastColumn="0" w:lastRow="0" w:noHBand="0" w:noVBand="1" w:val="04A0"/>
-      </w:tblPr>
-      <w:tblGrid>
-        <w:gridCol w:w="2268"/>
-        <w:gridCol w:w="2268"/>
-        <w:gridCol w:w="2268"/>
-        <w:gridCol w:w="2268"/>
-      </w:tblGrid>
-      <w:tr>
-        <w:tc>
-          <w:tcPr>
-            <w:tcW w:type="dxa" w:w="2268"/>
-            <w:shd w:val="clear" w:color="auto" w:fill="05A44E"/>
-          </w:tcPr>
-          <w:p>
-            <w:pPr>
-              <w:spacing w:before="80" w:after="80"/>
-            </w:pPr>
-            <w:r>
-              <w:rPr>
-                <w:b/>
-                <w:color w:val="FFFFFF"/>
-                <w:sz w:val="19"/>
-              </w:rPr>
-              <w:t>Name</w:t>
-            </w:r>
-          </w:p>
-        </w:tc>
-        <w:tc>
-          <w:tcPr>
-            <w:tcW w:type="dxa" w:w="2268"/>
-            <w:shd w:val="clear" w:color="auto" w:fill="05A44E"/>
-          </w:tcPr>
-          <w:p>
-            <w:pPr>
-              <w:spacing w:before="80" w:after="80"/>
-            </w:pPr>
-            <w:r>
-              <w:rPr>
-                <w:b/>
-                <w:color w:val="FFFFFF"/>
-                <w:sz w:val="19"/>
-              </w:rPr>
-              <w:t>Role</w:t>
-            </w:r>
-          </w:p>
-        </w:tc>
-        <w:tc>
-          <w:tcPr>
-            <w:tcW w:type="dxa" w:w="2268"/>
-            <w:shd w:val="clear" w:color="auto" w:fill="05A44E"/>
-          </w:tcPr>
-          <w:p>
-            <w:pPr>
-              <w:spacing w:before="80" w:after="80"/>
-            </w:pPr>
-            <w:r>
-              <w:rPr>
-                <w:b/>
-                <w:color w:val="FFFFFF"/>
-                <w:sz w:val="19"/>
-              </w:rPr>
-              <w:t>Signature</w:t>
-            </w:r>
-          </w:p>
-        </w:tc>
-        <w:tc>
-          <w:tcPr>
-            <w:tcW w:type="dxa" w:w="2268"/>
-            <w:shd w:val="clear" w:color="auto" w:fill="05A44E"/>
-          </w:tcPr>
-          <w:p>
-            <w:pPr>
-              <w:spacing w:before="80" w:after="80"/>
-            </w:pPr>
-            <w:r>
-              <w:rPr>
-                <w:b/>
-                <w:color w:val="FFFFFF"/>
-                <w:sz w:val="19"/>
-              </w:rPr>
-              <w:t>Date</w:t>
-            </w:r>
-          </w:p>
-        </w:tc>
-      </w:tr>
-      <w:tr>
-        <w:tc>
-          <w:tcPr>
-            <w:tcW w:type="dxa" w:w="2268"/>
-            <w:shd w:val="clear" w:color="auto" w:fill="FFFFFF"/>
-          </w:tcPr>
-          <w:p>
-            <w:pPr>
-              <w:spacing w:before="320" w:after="320"/>
-            </w:pPr>
-            <w:r>
-              <w:rPr>
-                <w:sz w:val="20"/>
-              </w:rPr>
-              <w:t>Bev Hibbert</w:t>
-            </w:r>
-          </w:p>
-        </w:tc>
-        <w:tc>
-          <w:tcPr>
-            <w:tcW w:type="dxa" w:w="2268"/>
-            <w:shd w:val="clear" w:color="auto" w:fill="FFFFFF"/>
-          </w:tcPr>
-          <w:p>
-            <w:pPr>
-              <w:spacing w:before="320" w:after="320"/>
-            </w:pPr>
-            <w:r>
-              <w:rPr>
-                <w:sz w:val="20"/>
-              </w:rPr>
-              <w:t>Founder</w:t>
-            </w:r>
-          </w:p>
-        </w:tc>
-        <w:tc>
-          <w:tcPr>
-            <w:tcW w:type="dxa" w:w="2268"/>
-            <w:shd w:val="clear" w:color="auto" w:fill="FFFFFF"/>
-          </w:tcPr>
-          <w:p>
-            <w:pPr>
-              <w:spacing w:before="320" w:after="320"/>
-            </w:pPr>
-            <w:r>
-              <w:rPr>
-                <w:sz w:val="20"/>
-              </w:rPr>
-            </w:r>
-          </w:p>
-        </w:tc>
-        <w:tc>
-          <w:tcPr>
-            <w:tcW w:type="dxa" w:w="2268"/>
-            <w:shd w:val="clear" w:color="auto" w:fill="FFFFFF"/>
-          </w:tcPr>
-          <w:p>
-            <w:pPr>
-              <w:spacing w:before="320" w:after="320"/>
-            </w:pPr>
-            <w:r>
-              <w:rPr>
-                <w:sz w:val="20"/>
-              </w:rPr>
-            </w:r>
-          </w:p>
-        </w:tc>
-      </w:tr>
-      <w:tr>
-        <w:tc>
-          <w:tcPr>
-            <w:tcW w:type="dxa" w:w="2268"/>
-            <w:shd w:val="clear" w:color="auto" w:fill="F9FAFB"/>
-          </w:tcPr>
-          <w:p>
-            <w:pPr>
-              <w:spacing w:before="320" w:after="320"/>
-            </w:pPr>
-            <w:r>
-              <w:rPr>
-                <w:sz w:val="20"/>
-              </w:rPr>
-            </w:r>
-          </w:p>
-        </w:tc>
-        <w:tc>
-          <w:tcPr>
-            <w:tcW w:type="dxa" w:w="2268"/>
-            <w:shd w:val="clear" w:color="auto" w:fill="F9FAFB"/>
-          </w:tcPr>
-          <w:p>
-            <w:pPr>
-              <w:spacing w:before="320" w:after="320"/>
-            </w:pPr>
-            <w:r>
-              <w:rPr>
-                <w:sz w:val="20"/>
-              </w:rPr>
-              <w:t>Trustee</w:t>
-            </w:r>
-          </w:p>
-        </w:tc>
-        <w:tc>
-          <w:tcPr>
-            <w:tcW w:type="dxa" w:w="2268"/>
-            <w:shd w:val="clear" w:color="auto" w:fill="F9FAFB"/>
-          </w:tcPr>
-          <w:p>
-            <w:pPr>
-              <w:spacing w:before="320" w:after="320"/>
-            </w:pPr>
-            <w:r>
-              <w:rPr>
-                <w:sz w:val="20"/>
-              </w:rPr>
-            </w:r>
-          </w:p>
-        </w:tc>
-        <w:tc>
-          <w:tcPr>
-            <w:tcW w:type="dxa" w:w="2268"/>
-            <w:shd w:val="clear" w:color="auto" w:fill="F9FAFB"/>
-          </w:tcPr>
-          <w:p>
-            <w:pPr>
-              <w:spacing w:before="320" w:after="320"/>
-            </w:pPr>
-            <w:r>
-              <w:rPr>
-                <w:sz w:val="20"/>
-              </w:rPr>
-            </w:r>
-          </w:p>
-        </w:tc>
-      </w:tr>
-      <w:tr>
-        <w:tc>
-          <w:tcPr>
-            <w:tcW w:type="dxa" w:w="2268"/>
-            <w:shd w:val="clear" w:color="auto" w:fill="FFFFFF"/>
-          </w:tcPr>
-          <w:p>
-            <w:pPr>
-              <w:spacing w:before="320" w:after="320"/>
-            </w:pPr>
-            <w:r>
-              <w:rPr>
-                <w:sz w:val="20"/>
-              </w:rPr>
-            </w:r>
-          </w:p>
-        </w:tc>
-        <w:tc>
-          <w:tcPr>
-            <w:tcW w:type="dxa" w:w="2268"/>
-            <w:shd w:val="clear" w:color="auto" w:fill="FFFFFF"/>
-          </w:tcPr>
-          <w:p>
-            <w:pPr>
-              <w:spacing w:before="320" w:after="320"/>
-            </w:pPr>
-            <w:r>
-              <w:rPr>
-                <w:sz w:val="20"/>
-              </w:rPr>
-              <w:t>Trustee</w:t>
-            </w:r>
-          </w:p>
-        </w:tc>
-        <w:tc>
-          <w:tcPr>
-            <w:tcW w:type="dxa" w:w="2268"/>
-            <w:shd w:val="clear" w:color="auto" w:fill="FFFFFF"/>
-          </w:tcPr>
-          <w:p>
-            <w:pPr>
-              <w:spacing w:before="320" w:after="320"/>
-            </w:pPr>
-            <w:r>
-              <w:rPr>
-                <w:sz w:val="20"/>
-              </w:rPr>
-            </w:r>
-          </w:p>
-        </w:tc>
-        <w:tc>
-          <w:tcPr>
-            <w:tcW w:type="dxa" w:w="2268"/>
-            <w:shd w:val="clear" w:color="auto" w:fill="FFFFFF"/>
-          </w:tcPr>
-          <w:p>
-            <w:pPr>
-              <w:spacing w:before="320" w:after="320"/>
-            </w:pPr>
-            <w:r>
-              <w:rPr>
-                <w:sz w:val="20"/>
-              </w:rPr>
-            </w:r>
-          </w:p>
-        </w:tc>
-      </w:tr>
-    </w:tbl>
-    <w:p/>
-    <w:p>
-      <w:pPr>
-        <w:spacing w:before="280" w:after="120"/>
-        <w:pBdr>
-          <w:bottom w:val="single" w:sz="6" w:space="2" w:color="C2EDD6"/>
-        </w:pBdr>
-      </w:pPr>
-      <w:r>
-        <w:rPr>
-          <w:b/>
-          <w:color w:val="FFFFFF"/>
-          <w:sz w:val="20"/>
-          <w:shd w:val="clear" w:color="auto" w:fill="05A44E"/>
-        </w:rPr>
-        <w:t xml:space="preserve"> 3 </w:t>
-      </w:r>
-      <w:r>
-        <w:t xml:space="preserve">  </w:t>
-      </w:r>
-      <w:r>
-        <w:rPr>
-          <w:b/>
-          <w:color w:val="037A3A"/>
-          <w:sz w:val="26"/>
-        </w:rPr>
-        <w:t>Version History</w:t>
-      </w:r>
-    </w:p>
-    <w:tbl>
-      <w:tblPr>
-        <w:tblStyle w:val="TableGrid"/>
-        <w:tblW w:type="auto" w:w="0"/>
-        <w:tblLook w:firstColumn="1" w:firstRow="1" w:lastColumn="0" w:lastRow="0" w:noHBand="0" w:noVBand="1" w:val="04A0"/>
-      </w:tblPr>
-      <w:tblGrid>
-        <w:gridCol w:w="2268"/>
-        <w:gridCol w:w="2268"/>
-        <w:gridCol w:w="2268"/>
-        <w:gridCol w:w="2268"/>
-      </w:tblGrid>
-      <w:tr>
-        <w:tc>
-          <w:tcPr>
-            <w:tcW w:type="dxa" w:w="2268"/>
-            <w:shd w:val="clear" w:color="auto" w:fill="111827"/>
-          </w:tcPr>
-          <w:p>
-            <w:pPr>
-              <w:spacing w:before="80" w:after="80"/>
-            </w:pPr>
-            <w:r>
-              <w:rPr>
-                <w:b/>
-                <w:color w:val="FFFFFF"/>
-                <w:sz w:val="19"/>
-              </w:rPr>
-              <w:t>Version</w:t>
-            </w:r>
-          </w:p>
-        </w:tc>
-        <w:tc>
-          <w:tcPr>
-            <w:tcW w:type="dxa" w:w="2268"/>
-            <w:shd w:val="clear" w:color="auto" w:fill="111827"/>
-          </w:tcPr>
-          <w:p>
-            <w:pPr>
-              <w:spacing w:before="80" w:after="80"/>
-            </w:pPr>
-            <w:r>
-              <w:rPr>
-                <w:b/>
-                <w:color w:val="FFFFFF"/>
-                <w:sz w:val="19"/>
-              </w:rPr>
-              <w:t>Date</w:t>
-            </w:r>
-          </w:p>
-        </w:tc>
-        <w:tc>
-          <w:tcPr>
-            <w:tcW w:type="dxa" w:w="2268"/>
-            <w:shd w:val="clear" w:color="auto" w:fill="111827"/>
-          </w:tcPr>
-          <w:p>
-            <w:pPr>
-              <w:spacing w:before="80" w:after="80"/>
-            </w:pPr>
-            <w:r>
-              <w:rPr>
-                <w:b/>
-                <w:color w:val="FFFFFF"/>
-                <w:sz w:val="19"/>
-              </w:rPr>
-              <w:t>Author</w:t>
-            </w:r>
-          </w:p>
-        </w:tc>
-        <w:tc>
-          <w:tcPr>
-            <w:tcW w:type="dxa" w:w="2268"/>
-            <w:shd w:val="clear" w:color="auto" w:fill="111827"/>
-          </w:tcPr>
-          <w:p>
-            <w:pPr>
-              <w:spacing w:before="80" w:after="80"/>
-            </w:pPr>
-            <w:r>
-              <w:rPr>
-                <w:b/>
-                <w:color w:val="FFFFFF"/>
-                <w:sz w:val="19"/>
-              </w:rPr>
-              <w:t>Changes</w:t>
-            </w:r>
-          </w:p>
-        </w:tc>
-      </w:tr>
-      <w:tr>
-        <w:tc>
-          <w:tcPr>
-            <w:tcW w:type="dxa" w:w="2268"/>
-            <w:shd w:val="clear" w:color="auto" w:fill="FFFFFF"/>
-          </w:tcPr>
-          <w:p>
-            <w:pPr>
-              <w:spacing w:before="60" w:after="60"/>
-            </w:pPr>
-            <w:r>
-              <w:rPr>
-                <w:sz w:val="20"/>
-              </w:rPr>
-              <w:t>1.0</w:t>
-            </w:r>
-          </w:p>
-        </w:tc>
-        <w:tc>
-          <w:tcPr>
-            <w:tcW w:type="dxa" w:w="2268"/>
-            <w:shd w:val="clear" w:color="auto" w:fill="FFFFFF"/>
-          </w:tcPr>
-          <w:p>
-            <w:pPr>
-              <w:spacing w:before="60" w:after="60"/>
-            </w:pPr>
-            <w:r>
-              <w:rPr>
-                <w:sz w:val="20"/>
-              </w:rPr>
-              <w:t>[DD Month YYYY]</w:t>
-            </w:r>
-          </w:p>
-        </w:tc>
-        <w:tc>
-          <w:tcPr>
-            <w:tcW w:type="dxa" w:w="2268"/>
-            <w:shd w:val="clear" w:color="auto" w:fill="FFFFFF"/>
-          </w:tcPr>
-          <w:p>
-            <w:pPr>
-              <w:spacing w:before="60" w:after="60"/>
-            </w:pPr>
-            <w:r>
-              <w:rPr>
-                <w:sz w:val="20"/>
-              </w:rPr>
-              <w:t>Trustees</w:t>
-            </w:r>
-          </w:p>
-        </w:tc>
-        <w:tc>
-          <w:tcPr>
-            <w:tcW w:type="dxa" w:w="2268"/>
-            <w:shd w:val="clear" w:color="auto" w:fill="FFFFFF"/>
-          </w:tcPr>
-          <w:p>
-            <w:pPr>
-              <w:spacing w:before="60" w:after="60"/>
-            </w:pPr>
-            <w:r>
-              <w:rPr>
-                <w:sz w:val="20"/>
-              </w:rPr>
-              <w:t>Initial version</w:t>
-            </w:r>
-          </w:p>
-        </w:tc>
-      </w:tr>
-      <w:tr>
-        <w:tc>
-          <w:tcPr>
-            <w:tcW w:type="dxa" w:w="2268"/>
-            <w:shd w:val="clear" w:color="auto" w:fill="F9FAFB"/>
-          </w:tcPr>
-          <w:p>
-            <w:pPr>
-              <w:spacing w:before="60" w:after="60"/>
-            </w:pPr>
-            <w:r>
-              <w:rPr>
-                <w:sz w:val="20"/>
-              </w:rPr>
-            </w:r>
-          </w:p>
-        </w:tc>
-        <w:tc>
-          <w:tcPr>
-            <w:tcW w:type="dxa" w:w="2268"/>
-            <w:shd w:val="clear" w:color="auto" w:fill="F9FAFB"/>
-          </w:tcPr>
-          <w:p>
-            <w:pPr>
-              <w:spacing w:before="60" w:after="60"/>
-            </w:pPr>
-            <w:r>
-              <w:rPr>
-                <w:sz w:val="20"/>
-              </w:rPr>
-            </w:r>
-          </w:p>
-        </w:tc>
-        <w:tc>
-          <w:tcPr>
-            <w:tcW w:type="dxa" w:w="2268"/>
-            <w:shd w:val="clear" w:color="auto" w:fill="F9FAFB"/>
-          </w:tcPr>
-          <w:p>
-            <w:pPr>
-              <w:spacing w:before="60" w:after="60"/>
-            </w:pPr>
-            <w:r>
-              <w:rPr>
-                <w:sz w:val="20"/>
-              </w:rPr>
-            </w:r>
-          </w:p>
-        </w:tc>
-        <w:tc>
-          <w:tcPr>
-            <w:tcW w:type="dxa" w:w="2268"/>
-            <w:shd w:val="clear" w:color="auto" w:fill="F9FAFB"/>
-          </w:tcPr>
-          <w:p>
-            <w:pPr>
-              <w:spacing w:before="60" w:after="60"/>
-            </w:pPr>
-            <w:r>
-              <w:rPr>
-                <w:sz w:val="20"/>
-              </w:rPr>
-            </w:r>
-          </w:p>
-        </w:tc>
-      </w:tr>
-    </w:tbl>
     <w:sectPr>
-      <w:headerReference w:type="default" r:id="rId9"/>
-      <w:footerReference w:type="default" r:id="rId10"/>
-      <w:pgSz w:w="11906" w:h="16838"/>
-      <w:pgMar w:top="1247" w:right="1417" w:bottom="1134" w:left="1417" w:header="720" w:footer="720" w:gutter="0"/>
+      <w:pgSz w:w="12240" w:h="15840"/>
+      <w:pgMar w:top="1440" w:right="1800" w:bottom="1440" w:left="1800" w:header="720" w:footer="720" w:gutter="0"/>
       <w:cols w:space="720"/>
       <w:docGrid w:linePitch="360"/>
     </w:sectPr>
   </w:body>
 </w:document>
-</file>
-
-<file path=word/footer1.xml><?xml version="1.0" encoding="utf-8"?>
-<w:ftr xmlns:m="http://schemas.openxmlformats.org/officeDocument/2006/math" xmlns:mc="http://schemas.openxmlformats.org/markup-compatibility/2006" xmlns:mo="http://schemas.microsoft.com/office/mac/office/2008/main" xmlns:mv="urn:schemas-microsoft-com:mac:vml" xmlns:o="urn:schemas-microsoft-com:office:office" xmlns:r="http://schemas.openxmlformats.org/officeDocument/2006/relationships" xmlns:v="urn:schemas-microsoft-com:vml" xmlns:w10="urn:schemas-microsoft-com:office:word" xmlns:w14="http://schemas.microsoft.com/office/word/2010/wordml" xmlns:w="http://schemas.openxmlformats.org/wordprocessingml/2006/main" xmlns:wne="http://schemas.microsoft.com/office/word/2006/wordml" xmlns:wp14="http://schemas.microsoft.com/office/word/2010/wordprocessingDrawing" xmlns:wp="http://schemas.openxmlformats.org/drawingml/2006/wordprocessingDrawing" xmlns:wpc="http://schemas.microsoft.com/office/word/2010/wordprocessingCanvas" xmlns:wpg="http://schemas.microsoft.com/office/word/2010/wordprocessingGroup" xmlns:wpi="http://schemas.microsoft.com/office/word/2010/wordprocessingInk" xmlns:wps="http://schemas.microsoft.com/office/word/2010/wordprocessingShape" mc:Ignorable="w14 wp14">
-  <w:p>
-    <w:pPr>
-      <w:pStyle w:val="Footer"/>
-    </w:pPr>
-  </w:p>
-  <w:tbl>
-    <w:tblPr>
-      <w:tblW w:type="auto" w:w="0"/>
-      <w:jc w:val="left"/>
-      <w:tblLook w:firstColumn="1" w:firstRow="1" w:lastColumn="0" w:lastRow="0" w:noHBand="0" w:noVBand="1" w:val="04A0"/>
-      <w:tblBorders>
-        <w:top w:val="none"/>
-        <w:left w:val="none"/>
-        <w:bottom w:val="none"/>
-        <w:right w:val="none"/>
-        <w:insideH w:val="none"/>
-        <w:insideV w:val="none"/>
-      </w:tblBorders>
-    </w:tblPr>
-    <w:tblGrid>
-      <w:gridCol w:w="4535"/>
-      <w:gridCol w:w="4535"/>
-    </w:tblGrid>
-    <w:tr>
-      <w:tc>
-        <w:tcPr>
-          <w:tcW w:type="dxa" w:w="5669"/>
-          <w:shd w:val="clear" w:color="auto" w:fill="111827"/>
-        </w:tcPr>
-        <w:p>
-          <w:pPr>
-            <w:spacing w:before="80" w:after="80"/>
-          </w:pPr>
-          <w:r>
-            <w:rPr>
-              <w:color w:val="FFFFFF"/>
-              <w:sz w:val="16"/>
-            </w:rPr>
-            <w:t>Forgotten Felines Cat Rescue — Charity No. 1181190</w:t>
-          </w:r>
-        </w:p>
-      </w:tc>
-      <w:tc>
-        <w:tcPr>
-          <w:tcW w:type="dxa" w:w="3402"/>
-          <w:shd w:val="clear" w:color="auto" w:fill="111827"/>
-        </w:tcPr>
-        <w:p>
-          <w:pPr>
-            <w:spacing w:before="80" w:after="80"/>
-            <w:jc w:val="right"/>
-          </w:pPr>
-          <w:r>
-            <w:rPr>
-              <w:color w:val="FFFFFF"/>
-              <w:sz w:val="16"/>
-            </w:rPr>
-            <w:t>Death of a Cat Policy  |  v1.0</w:t>
-          </w:r>
-        </w:p>
-      </w:tc>
-    </w:tr>
-  </w:tbl>
-</w:ftr>
-</file>
-
-<file path=word/header1.xml><?xml version="1.0" encoding="utf-8"?>
-<w:hdr xmlns:m="http://schemas.openxmlformats.org/officeDocument/2006/math" xmlns:mc="http://schemas.openxmlformats.org/markup-compatibility/2006" xmlns:mo="http://schemas.microsoft.com/office/mac/office/2008/main" xmlns:mv="urn:schemas-microsoft-com:mac:vml" xmlns:o="urn:schemas-microsoft-com:office:office" xmlns:r="http://schemas.openxmlformats.org/officeDocument/2006/relationships" xmlns:v="urn:schemas-microsoft-com:vml" xmlns:w10="urn:schemas-microsoft-com:office:word" xmlns:w14="http://schemas.microsoft.com/office/word/2010/wordml" xmlns:w="http://schemas.openxmlformats.org/wordprocessingml/2006/main" xmlns:wne="http://schemas.microsoft.com/office/word/2006/wordml" xmlns:wp14="http://schemas.microsoft.com/office/word/2010/wordprocessingDrawing" xmlns:wp="http://schemas.openxmlformats.org/drawingml/2006/wordprocessingDrawing" xmlns:wpc="http://schemas.microsoft.com/office/word/2010/wordprocessingCanvas" xmlns:wpg="http://schemas.microsoft.com/office/word/2010/wordprocessingGroup" xmlns:wpi="http://schemas.microsoft.com/office/word/2010/wordprocessingInk" xmlns:wps="http://schemas.microsoft.com/office/word/2010/wordprocessingShape" mc:Ignorable="w14 wp14">
-  <w:p>
-    <w:pPr>
-      <w:pStyle w:val="Header"/>
-    </w:pPr>
-  </w:p>
-  <w:tbl>
-    <w:tblPr>
-      <w:tblW w:type="auto" w:w="0"/>
-      <w:jc w:val="left"/>
-      <w:tblLook w:firstColumn="1" w:firstRow="1" w:lastColumn="0" w:lastRow="0" w:noHBand="0" w:noVBand="1" w:val="04A0"/>
-      <w:tblBorders>
-        <w:top w:val="none"/>
-        <w:left w:val="none"/>
-        <w:bottom w:val="none"/>
-        <w:right w:val="none"/>
-        <w:insideH w:val="none"/>
-        <w:insideV w:val="none"/>
-      </w:tblBorders>
-    </w:tblPr>
-    <w:tblGrid>
-      <w:gridCol w:w="4535"/>
-      <w:gridCol w:w="4535"/>
-    </w:tblGrid>
-    <w:tr>
-      <w:tc>
-        <w:tcPr>
-          <w:tcW w:type="dxa" w:w="4535"/>
-        </w:tcPr>
-        <w:p>
-          <w:r>
-            <w:drawing>
-              <wp:inline xmlns:a="http://schemas.openxmlformats.org/drawingml/2006/main" xmlns:pic="http://schemas.openxmlformats.org/drawingml/2006/picture">
-                <wp:extent cx="1208869" cy="576000"/>
-                <wp:docPr id="1" name="Picture 1"/>
-                <wp:cNvGraphicFramePr>
-                  <a:graphicFrameLocks noChangeAspect="1"/>
-                </wp:cNvGraphicFramePr>
-                <a:graphic>
-                  <a:graphicData uri="http://schemas.openxmlformats.org/drawingml/2006/picture">
-                    <pic:pic>
-                      <pic:nvPicPr>
-                        <pic:cNvPr id="0" name="logo.png"/>
-                        <pic:cNvPicPr/>
-                      </pic:nvPicPr>
-                      <pic:blipFill>
-                        <a:blip r:embed="rId1"/>
-                        <a:stretch>
-                          <a:fillRect/>
-                        </a:stretch>
-                      </pic:blipFill>
-                      <pic:spPr>
-                        <a:xfrm>
-                          <a:off x="0" y="0"/>
-                          <a:ext cx="1208869" cy="576000"/>
-                        </a:xfrm>
-                        <a:prstGeom prst="rect"/>
-                      </pic:spPr>
-                    </pic:pic>
-                  </a:graphicData>
-                </a:graphic>
-              </wp:inline>
-            </w:drawing>
-          </w:r>
-        </w:p>
-      </w:tc>
-      <w:tc>
-        <w:tcPr>
-          <w:tcW w:type="dxa" w:w="4535"/>
-        </w:tcPr>
-        <w:p>
-          <w:pPr>
-            <w:spacing w:before="0" w:after="20"/>
-            <w:jc w:val="right"/>
-          </w:pPr>
-          <w:r>
-            <w:rPr>
-              <w:b/>
-              <w:color w:val="111827"/>
-              <w:sz w:val="17"/>
-            </w:rPr>
-            <w:t>Forgotten Felines Cat Rescue</w:t>
-          </w:r>
-        </w:p>
-        <w:p>
-          <w:pPr>
-            <w:spacing w:before="0" w:after="20"/>
-            <w:jc w:val="right"/>
-          </w:pPr>
-          <w:r>
-            <w:rPr>
-              <w:color w:val="111827"/>
-              <w:sz w:val="17"/>
-            </w:rPr>
-            <w:t>Registered Charity No. 1181190</w:t>
-          </w:r>
-        </w:p>
-        <w:p>
-          <w:pPr>
-            <w:spacing w:before="0" w:after="20"/>
-            <w:jc w:val="right"/>
-          </w:pPr>
-          <w:r>
-            <w:rPr>
-              <w:color w:val="111827"/>
-              <w:sz w:val="17"/>
-            </w:rPr>
-            <w:t>forgottenfelineswales.org</w:t>
-          </w:r>
-        </w:p>
-      </w:tc>
-    </w:tr>
-  </w:tbl>
-  <w:p>
-    <w:pPr>
-      <w:spacing w:before="80" w:after="0"/>
-      <w:pBdr>
-        <w:bottom w:val="single" w:sz="18" w:space="1" w:color="05A44E"/>
-      </w:pBdr>
-    </w:pPr>
-  </w:p>
-</w:hdr>
 </file>
 
 <file path=word/numbering.xml><?xml version="1.0" encoding="utf-8"?>
@@ -1671,7 +1182,6 @@
     <w:rsid w:val="00FC693F"/>
     <w:rPr>
       <w:rFonts w:ascii="Calibri" w:hAnsi="Calibri"/>
-      <w:color w:val="111827"/>
       <w:sz w:val="22"/>
     </w:rPr>
   </w:style>

--- a/docs/forgotten-felines/published-policies/death-of-a-cat-policy.docx
+++ b/docs/forgotten-felines/published-policies/death-of-a-cat-policy.docx
@@ -553,13 +553,13 @@
         <w:tblLook w:firstColumn="1" w:firstRow="1" w:lastColumn="0" w:lastRow="0" w:noHBand="0" w:noVBand="1" w:val="04A0"/>
       </w:tblPr>
       <w:tblGrid>
-        <w:gridCol w:w="4320"/>
-        <w:gridCol w:w="4320"/>
+        <w:gridCol w:w="4536"/>
+        <w:gridCol w:w="4536"/>
       </w:tblGrid>
       <w:tr>
         <w:tc>
           <w:tcPr>
-            <w:tcW w:type="dxa" w:w="4320"/>
+            <w:tcW w:type="dxa" w:w="4536"/>
           </w:tcPr>
           <w:p>
             <w:r>
@@ -577,7 +577,7 @@
         </w:tc>
         <w:tc>
           <w:tcPr>
-            <w:tcW w:type="dxa" w:w="4320"/>
+            <w:tcW w:type="dxa" w:w="4536"/>
           </w:tcPr>
           <w:p>
             <w:r>
@@ -597,7 +597,7 @@
       <w:tr>
         <w:tc>
           <w:tcPr>
-            <w:tcW w:type="dxa" w:w="4320"/>
+            <w:tcW w:type="dxa" w:w="4536"/>
           </w:tcPr>
           <w:p>
             <w:r/>
@@ -611,7 +611,7 @@
         </w:tc>
         <w:tc>
           <w:tcPr>
-            <w:tcW w:type="dxa" w:w="4320"/>
+            <w:tcW w:type="dxa" w:w="4536"/>
           </w:tcPr>
           <w:p>
             <w:r/>
@@ -624,7 +624,7 @@
       <w:tr>
         <w:tc>
           <w:tcPr>
-            <w:tcW w:type="dxa" w:w="4320"/>
+            <w:tcW w:type="dxa" w:w="4536"/>
           </w:tcPr>
           <w:p>
             <w:r/>
@@ -638,7 +638,7 @@
         </w:tc>
         <w:tc>
           <w:tcPr>
-            <w:tcW w:type="dxa" w:w="4320"/>
+            <w:tcW w:type="dxa" w:w="4536"/>
           </w:tcPr>
           <w:p>
             <w:r/>
@@ -651,7 +651,7 @@
       <w:tr>
         <w:tc>
           <w:tcPr>
-            <w:tcW w:type="dxa" w:w="4320"/>
+            <w:tcW w:type="dxa" w:w="4536"/>
           </w:tcPr>
           <w:p>
             <w:r/>
@@ -665,7 +665,7 @@
         </w:tc>
         <w:tc>
           <w:tcPr>
-            <w:tcW w:type="dxa" w:w="4320"/>
+            <w:tcW w:type="dxa" w:w="4536"/>
           </w:tcPr>
           <w:p>
             <w:r/>
@@ -678,7 +678,7 @@
       <w:tr>
         <w:tc>
           <w:tcPr>
-            <w:tcW w:type="dxa" w:w="4320"/>
+            <w:tcW w:type="dxa" w:w="4536"/>
           </w:tcPr>
           <w:p>
             <w:r/>
@@ -692,7 +692,7 @@
         </w:tc>
         <w:tc>
           <w:tcPr>
-            <w:tcW w:type="dxa" w:w="4320"/>
+            <w:tcW w:type="dxa" w:w="4536"/>
           </w:tcPr>
           <w:p>
             <w:r/>
@@ -808,13 +808,208 @@
       </w:r>
     </w:p>
     <w:sectPr>
-      <w:pgSz w:w="12240" w:h="15840"/>
-      <w:pgMar w:top="1440" w:right="1800" w:bottom="1440" w:left="1800" w:header="720" w:footer="720" w:gutter="0"/>
+      <w:headerReference w:type="default" r:id="rId9"/>
+      <w:footerReference w:type="default" r:id="rId10"/>
+      <w:pgSz w:w="11906" w:h="16838"/>
+      <w:pgMar w:top="1247" w:right="1417" w:bottom="1134" w:left="1417" w:header="720" w:footer="720" w:gutter="0"/>
       <w:cols w:space="720"/>
       <w:docGrid w:linePitch="360"/>
     </w:sectPr>
   </w:body>
 </w:document>
+</file>
+
+<file path=word/footer1.xml><?xml version="1.0" encoding="utf-8"?>
+<w:ftr xmlns:m="http://schemas.openxmlformats.org/officeDocument/2006/math" xmlns:mc="http://schemas.openxmlformats.org/markup-compatibility/2006" xmlns:mo="http://schemas.microsoft.com/office/mac/office/2008/main" xmlns:mv="urn:schemas-microsoft-com:mac:vml" xmlns:o="urn:schemas-microsoft-com:office:office" xmlns:r="http://schemas.openxmlformats.org/officeDocument/2006/relationships" xmlns:v="urn:schemas-microsoft-com:vml" xmlns:w10="urn:schemas-microsoft-com:office:word" xmlns:w14="http://schemas.microsoft.com/office/word/2010/wordml" xmlns:w="http://schemas.openxmlformats.org/wordprocessingml/2006/main" xmlns:wne="http://schemas.microsoft.com/office/word/2006/wordml" xmlns:wp14="http://schemas.microsoft.com/office/word/2010/wordprocessingDrawing" xmlns:wp="http://schemas.openxmlformats.org/drawingml/2006/wordprocessingDrawing" xmlns:wpc="http://schemas.microsoft.com/office/word/2010/wordprocessingCanvas" xmlns:wpg="http://schemas.microsoft.com/office/word/2010/wordprocessingGroup" xmlns:wpi="http://schemas.microsoft.com/office/word/2010/wordprocessingInk" xmlns:wps="http://schemas.microsoft.com/office/word/2010/wordprocessingShape" mc:Ignorable="w14 wp14">
+  <w:p>
+    <w:pPr>
+      <w:pStyle w:val="Footer"/>
+    </w:pPr>
+  </w:p>
+  <w:tbl>
+    <w:tblPr>
+      <w:tblW w:type="auto" w:w="0"/>
+      <w:jc w:val="left"/>
+      <w:tblLook w:firstColumn="1" w:firstRow="1" w:lastColumn="0" w:lastRow="0" w:noHBand="0" w:noVBand="1" w:val="04A0"/>
+      <w:tblBorders>
+        <w:top w:val="none"/>
+        <w:left w:val="none"/>
+        <w:bottom w:val="none"/>
+        <w:right w:val="none"/>
+        <w:insideH w:val="none"/>
+        <w:insideV w:val="none"/>
+      </w:tblBorders>
+    </w:tblPr>
+    <w:tblGrid>
+      <w:gridCol w:w="4535"/>
+      <w:gridCol w:w="4535"/>
+    </w:tblGrid>
+    <w:tr>
+      <w:tc>
+        <w:tcPr>
+          <w:tcW w:type="dxa" w:w="5669"/>
+          <w:shd w:val="clear" w:color="auto" w:fill="111827"/>
+        </w:tcPr>
+        <w:p>
+          <w:pPr>
+            <w:spacing w:before="80" w:after="80"/>
+          </w:pPr>
+          <w:r>
+            <w:rPr>
+              <w:color w:val="FFFFFF"/>
+              <w:sz w:val="16"/>
+            </w:rPr>
+            <w:t>Forgotten Felines Cat Rescue — Charity No. 1181190</w:t>
+          </w:r>
+        </w:p>
+      </w:tc>
+      <w:tc>
+        <w:tcPr>
+          <w:tcW w:type="dxa" w:w="3402"/>
+          <w:shd w:val="clear" w:color="auto" w:fill="111827"/>
+        </w:tcPr>
+        <w:p>
+          <w:pPr>
+            <w:spacing w:before="80" w:after="80"/>
+            <w:jc w:val="right"/>
+          </w:pPr>
+          <w:r>
+            <w:rPr>
+              <w:color w:val="FFFFFF"/>
+              <w:sz w:val="16"/>
+            </w:rPr>
+            <w:t>[Policy Title]  |  v[1.0]</w:t>
+          </w:r>
+        </w:p>
+      </w:tc>
+    </w:tr>
+  </w:tbl>
+</w:ftr>
+</file>
+
+<file path=word/header1.xml><?xml version="1.0" encoding="utf-8"?>
+<w:hdr xmlns:m="http://schemas.openxmlformats.org/officeDocument/2006/math" xmlns:mc="http://schemas.openxmlformats.org/markup-compatibility/2006" xmlns:mo="http://schemas.microsoft.com/office/mac/office/2008/main" xmlns:mv="urn:schemas-microsoft-com:mac:vml" xmlns:o="urn:schemas-microsoft-com:office:office" xmlns:r="http://schemas.openxmlformats.org/officeDocument/2006/relationships" xmlns:v="urn:schemas-microsoft-com:vml" xmlns:w10="urn:schemas-microsoft-com:office:word" xmlns:w14="http://schemas.microsoft.com/office/word/2010/wordml" xmlns:w="http://schemas.openxmlformats.org/wordprocessingml/2006/main" xmlns:wne="http://schemas.microsoft.com/office/word/2006/wordml" xmlns:wp14="http://schemas.microsoft.com/office/word/2010/wordprocessingDrawing" xmlns:wp="http://schemas.openxmlformats.org/drawingml/2006/wordprocessingDrawing" xmlns:wpc="http://schemas.microsoft.com/office/word/2010/wordprocessingCanvas" xmlns:wpg="http://schemas.microsoft.com/office/word/2010/wordprocessingGroup" xmlns:wpi="http://schemas.microsoft.com/office/word/2010/wordprocessingInk" xmlns:wps="http://schemas.microsoft.com/office/word/2010/wordprocessingShape" mc:Ignorable="w14 wp14">
+  <w:p>
+    <w:pPr>
+      <w:pStyle w:val="Header"/>
+    </w:pPr>
+  </w:p>
+  <w:tbl>
+    <w:tblPr>
+      <w:tblW w:type="auto" w:w="0"/>
+      <w:jc w:val="left"/>
+      <w:tblLook w:firstColumn="1" w:firstRow="1" w:lastColumn="0" w:lastRow="0" w:noHBand="0" w:noVBand="1" w:val="04A0"/>
+      <w:tblBorders>
+        <w:top w:val="none"/>
+        <w:left w:val="none"/>
+        <w:bottom w:val="none"/>
+        <w:right w:val="none"/>
+        <w:insideH w:val="none"/>
+        <w:insideV w:val="none"/>
+      </w:tblBorders>
+    </w:tblPr>
+    <w:tblGrid>
+      <w:gridCol w:w="4535"/>
+      <w:gridCol w:w="4535"/>
+    </w:tblGrid>
+    <w:tr>
+      <w:tc>
+        <w:tcPr>
+          <w:tcW w:type="dxa" w:w="4535"/>
+        </w:tcPr>
+        <w:p>
+          <w:r>
+            <w:drawing>
+              <wp:inline xmlns:a="http://schemas.openxmlformats.org/drawingml/2006/main" xmlns:pic="http://schemas.openxmlformats.org/drawingml/2006/picture">
+                <wp:extent cx="1208869" cy="576000"/>
+                <wp:docPr id="1" name="Picture 1"/>
+                <wp:cNvGraphicFramePr>
+                  <a:graphicFrameLocks noChangeAspect="1"/>
+                </wp:cNvGraphicFramePr>
+                <a:graphic>
+                  <a:graphicData uri="http://schemas.openxmlformats.org/drawingml/2006/picture">
+                    <pic:pic>
+                      <pic:nvPicPr>
+                        <pic:cNvPr id="0" name="logo.png"/>
+                        <pic:cNvPicPr/>
+                      </pic:nvPicPr>
+                      <pic:blipFill>
+                        <a:blip r:embed="rId1"/>
+                        <a:stretch>
+                          <a:fillRect/>
+                        </a:stretch>
+                      </pic:blipFill>
+                      <pic:spPr>
+                        <a:xfrm>
+                          <a:off x="0" y="0"/>
+                          <a:ext cx="1208869" cy="576000"/>
+                        </a:xfrm>
+                        <a:prstGeom prst="rect"/>
+                      </pic:spPr>
+                    </pic:pic>
+                  </a:graphicData>
+                </a:graphic>
+              </wp:inline>
+            </w:drawing>
+          </w:r>
+        </w:p>
+      </w:tc>
+      <w:tc>
+        <w:tcPr>
+          <w:tcW w:type="dxa" w:w="4535"/>
+        </w:tcPr>
+        <w:p>
+          <w:pPr>
+            <w:spacing w:before="0" w:after="20"/>
+            <w:jc w:val="right"/>
+          </w:pPr>
+          <w:r>
+            <w:rPr>
+              <w:b/>
+              <w:color w:val="111827"/>
+              <w:sz w:val="17"/>
+            </w:rPr>
+            <w:t>Forgotten Felines Cat Rescue</w:t>
+          </w:r>
+        </w:p>
+        <w:p>
+          <w:pPr>
+            <w:spacing w:before="0" w:after="20"/>
+            <w:jc w:val="right"/>
+          </w:pPr>
+          <w:r>
+            <w:rPr>
+              <w:color w:val="111827"/>
+              <w:sz w:val="17"/>
+            </w:rPr>
+            <w:t>Registered Charity No. 1181190</w:t>
+          </w:r>
+        </w:p>
+        <w:p>
+          <w:pPr>
+            <w:spacing w:before="0" w:after="20"/>
+            <w:jc w:val="right"/>
+          </w:pPr>
+          <w:r>
+            <w:rPr>
+              <w:color w:val="111827"/>
+              <w:sz w:val="17"/>
+            </w:rPr>
+            <w:t>forgottenfelineswales.org</w:t>
+          </w:r>
+        </w:p>
+      </w:tc>
+    </w:tr>
+  </w:tbl>
+  <w:p>
+    <w:pPr>
+      <w:spacing w:before="80" w:after="0"/>
+      <w:pBdr>
+        <w:bottom w:val="single" w:sz="18" w:space="1" w:color="05A44E"/>
+      </w:pBdr>
+    </w:pPr>
+  </w:p>
+</w:hdr>
 </file>
 
 <file path=word/numbering.xml><?xml version="1.0" encoding="utf-8"?>
@@ -1182,6 +1377,7 @@
     <w:rsid w:val="00FC693F"/>
     <w:rPr>
       <w:rFonts w:ascii="Calibri" w:hAnsi="Calibri"/>
+      <w:color w:val="111827"/>
       <w:sz w:val="22"/>
     </w:rPr>
   </w:style>
